--- a/Assessment Tools/CO1_AT1.docx
+++ b/Assessment Tools/CO1_AT1.docx
@@ -561,21 +561,21 @@
         <w:rPr>
           <w:rFonts w:ascii="Times New Roman" w:hAnsi="Times New Roman" w:cs="Times New Roman"/>
         </w:rPr>
-        <w:t>The Intelligent Insurance Claim Management System is a software application designed to simplify and automate the insurance claim process. Insurance companies receive claims for vehicles, property, travel, health, and other insured assets. Claim processing involves collecting documents, verifying information, assessing losses, investigating cases, making approval decisions, and settling payments.</w:t>
-      </w:r>
-    </w:p>
-    <w:p>
-      <w:pPr>
-        <w:spacing w:line="360" w:lineRule="auto"/>
-        <w:rPr>
-          <w:rFonts w:ascii="Times New Roman" w:hAnsi="Times New Roman" w:cs="Times New Roman"/>
-        </w:rPr>
-      </w:pPr>
-      <w:r>
-        <w:rPr>
-          <w:rFonts w:ascii="Times New Roman" w:hAnsi="Times New Roman" w:cs="Times New Roman"/>
-        </w:rPr>
-        <w:t>The proposed system provides a centralized digital platform where customers can register policy details, submit claims, upload supporting documents, and monitor progress. Authorized employees can verify documents, assign claims to assessors, record assessment results, manage decisions, and track settlements. The system also generates analytical reports to support operational improvements.</w:t>
+        <w:t>The Intelligent Insurance Claim Management System is a software application designed to simplify and automate the insurance claim process. Insurance companies receive claims for vehicles, property, travel, health, and other insured assets.</w:t>
+      </w:r>
+    </w:p>
+    <w:p>
+      <w:pPr>
+        <w:spacing w:line="360" w:lineRule="auto"/>
+        <w:rPr>
+          <w:rFonts w:ascii="Times New Roman" w:hAnsi="Times New Roman" w:cs="Times New Roman"/>
+        </w:rPr>
+      </w:pPr>
+      <w:r>
+        <w:rPr>
+          <w:rFonts w:ascii="Times New Roman" w:hAnsi="Times New Roman" w:cs="Times New Roman"/>
+        </w:rPr>
+        <w:t>Authorized employees can verify documents, assign claims to assessors, record assessment results, manage decisions, and track settlements. The system also generates analytical reports to support operational improvements.</w:t>
       </w:r>
     </w:p>
     <w:p>
@@ -671,7 +671,7 @@
         <w:rPr>
           <w:rFonts w:ascii="Times New Roman" w:hAnsi="Times New Roman" w:cs="Times New Roman"/>
         </w:rPr>
-        <w:t>Provide claim status tracking.</w:t>
+        <w:t>Track settlement amounts, payment status, and transaction details.</w:t>
       </w:r>
     </w:p>
     <w:p>
@@ -690,7 +690,7 @@
         <w:rPr>
           <w:rFonts w:ascii="Times New Roman" w:hAnsi="Times New Roman" w:cs="Times New Roman"/>
         </w:rPr>
-        <w:t>Assign claims to assessors and investigators.</w:t>
+        <w:t>Generate claim analytics and management reports.</w:t>
       </w:r>
     </w:p>
     <w:p>
@@ -709,84 +709,17 @@
         <w:rPr>
           <w:rFonts w:ascii="Times New Roman" w:hAnsi="Times New Roman" w:cs="Times New Roman"/>
         </w:rPr>
-        <w:t>Record assessment and investigation results.</w:t>
+        <w:t>Reduce paperwork and improve customer communication.</w:t>
       </w:r>
     </w:p>
     <w:p>
       <w:pPr>
         <w:pStyle w:val="ListParagraph"/>
-        <w:numPr>
-          <w:ilvl w:val="0"/>
-          <w:numId w:val="1"/>
-        </w:numPr>
-        <w:spacing w:line="360" w:lineRule="auto"/>
-        <w:rPr>
-          <w:rFonts w:ascii="Times New Roman" w:hAnsi="Times New Roman" w:cs="Times New Roman"/>
-        </w:rPr>
-      </w:pPr>
-      <w:r>
-        <w:rPr>
-          <w:rFonts w:ascii="Times New Roman" w:hAnsi="Times New Roman" w:cs="Times New Roman"/>
-        </w:rPr>
-        <w:t>Manage claim approvals and rejections.</w:t>
-      </w:r>
-    </w:p>
-    <w:p>
-      <w:pPr>
-        <w:pStyle w:val="ListParagraph"/>
-        <w:numPr>
-          <w:ilvl w:val="0"/>
-          <w:numId w:val="1"/>
-        </w:numPr>
-        <w:spacing w:line="360" w:lineRule="auto"/>
-        <w:rPr>
-          <w:rFonts w:ascii="Times New Roman" w:hAnsi="Times New Roman" w:cs="Times New Roman"/>
-        </w:rPr>
-      </w:pPr>
-      <w:r>
-        <w:rPr>
-          <w:rFonts w:ascii="Times New Roman" w:hAnsi="Times New Roman" w:cs="Times New Roman"/>
-        </w:rPr>
-        <w:t>Track settlement amounts, payment status, and transaction details.</w:t>
-      </w:r>
-    </w:p>
-    <w:p>
-      <w:pPr>
-        <w:pStyle w:val="ListParagraph"/>
-        <w:numPr>
-          <w:ilvl w:val="0"/>
-          <w:numId w:val="1"/>
-        </w:numPr>
-        <w:spacing w:line="360" w:lineRule="auto"/>
-        <w:rPr>
-          <w:rFonts w:ascii="Times New Roman" w:hAnsi="Times New Roman" w:cs="Times New Roman"/>
-        </w:rPr>
-      </w:pPr>
-      <w:r>
-        <w:rPr>
-          <w:rFonts w:ascii="Times New Roman" w:hAnsi="Times New Roman" w:cs="Times New Roman"/>
-        </w:rPr>
-        <w:t>Generate claim analytics and management reports.</w:t>
-      </w:r>
-    </w:p>
-    <w:p>
-      <w:pPr>
-        <w:pStyle w:val="ListParagraph"/>
-        <w:numPr>
-          <w:ilvl w:val="0"/>
-          <w:numId w:val="1"/>
-        </w:numPr>
-        <w:spacing w:line="360" w:lineRule="auto"/>
-        <w:rPr>
-          <w:rFonts w:ascii="Times New Roman" w:hAnsi="Times New Roman" w:cs="Times New Roman"/>
-        </w:rPr>
-      </w:pPr>
-      <w:r>
-        <w:rPr>
-          <w:rFonts w:ascii="Times New Roman" w:hAnsi="Times New Roman" w:cs="Times New Roman"/>
-        </w:rPr>
-        <w:t>Reduce paperwork and improve customer communication.</w:t>
-      </w:r>
+        <w:spacing w:line="360" w:lineRule="auto"/>
+        <w:rPr>
+          <w:rFonts w:ascii="Times New Roman" w:hAnsi="Times New Roman" w:cs="Times New Roman"/>
+        </w:rPr>
+      </w:pPr>
     </w:p>
     <w:p>
       <w:pPr>
@@ -833,7 +766,6 @@
         <w:rPr>
           <w:rFonts w:ascii="Times New Roman" w:hAnsi="Times New Roman" w:cs="Times New Roman"/>
         </w:rPr>
-        <w:lastRenderedPageBreak/>
         <w:t>The system supports decision-making but does not guarantee automatic fraud detection or approval of every valid claim. Final decisions must follow policy conditions, company procedures, and applicable regulations.</w:t>
       </w:r>
     </w:p>
@@ -927,6 +859,7 @@
                 <w:b/>
                 <w:bCs/>
               </w:rPr>
+              <w:lastRenderedPageBreak/>
               <w:t>Stakeholder</w:t>
             </w:r>
           </w:p>
@@ -1414,92 +1347,6 @@
                 <w:rFonts w:ascii="Times New Roman" w:hAnsi="Times New Roman" w:cs="Times New Roman"/>
               </w:rPr>
               <w:t>Reliable evidence collection and progress tracking.</w:t>
-            </w:r>
-          </w:p>
-        </w:tc>
-      </w:tr>
-      <w:tr>
-        <w:tc>
-          <w:tcPr>
-            <w:tcW w:w="2263" w:type="dxa"/>
-            <w:tcBorders>
-              <w:top w:val="single" w:sz="4" w:space="0" w:color="000000"/>
-              <w:left w:val="single" w:sz="4" w:space="0" w:color="000000"/>
-              <w:bottom w:val="single" w:sz="4" w:space="0" w:color="000000"/>
-              <w:right w:val="single" w:sz="4" w:space="0" w:color="000000"/>
-            </w:tcBorders>
-            <w:shd w:val="clear" w:color="auto" w:fill="FFFFFF"/>
-            <w:vAlign w:val="center"/>
-            <w:hideMark/>
-          </w:tcPr>
-          <w:p>
-            <w:pPr>
-              <w:spacing w:line="360" w:lineRule="auto"/>
-              <w:rPr>
-                <w:rFonts w:ascii="Times New Roman" w:hAnsi="Times New Roman" w:cs="Times New Roman"/>
-              </w:rPr>
-            </w:pPr>
-            <w:r>
-              <w:rPr>
-                <w:rFonts w:ascii="Times New Roman" w:hAnsi="Times New Roman" w:cs="Times New Roman"/>
-              </w:rPr>
-              <w:t>Finance / Settlement Team</w:t>
-            </w:r>
-          </w:p>
-        </w:tc>
-        <w:tc>
-          <w:tcPr>
-            <w:tcW w:w="3773" w:type="dxa"/>
-            <w:tcBorders>
-              <w:top w:val="single" w:sz="4" w:space="0" w:color="000000"/>
-              <w:left w:val="single" w:sz="4" w:space="0" w:color="000000"/>
-              <w:bottom w:val="single" w:sz="4" w:space="0" w:color="000000"/>
-              <w:right w:val="single" w:sz="4" w:space="0" w:color="000000"/>
-            </w:tcBorders>
-            <w:shd w:val="clear" w:color="auto" w:fill="FFFFFF"/>
-            <w:vAlign w:val="center"/>
-            <w:hideMark/>
-          </w:tcPr>
-          <w:p>
-            <w:pPr>
-              <w:spacing w:line="360" w:lineRule="auto"/>
-              <w:rPr>
-                <w:rFonts w:ascii="Times New Roman" w:hAnsi="Times New Roman" w:cs="Times New Roman"/>
-              </w:rPr>
-            </w:pPr>
-            <w:r>
-              <w:rPr>
-                <w:rFonts w:ascii="Times New Roman" w:hAnsi="Times New Roman" w:cs="Times New Roman"/>
-              </w:rPr>
-              <w:t>Record approved amounts, payment dates, and transaction references.</w:t>
-            </w:r>
-          </w:p>
-        </w:tc>
-        <w:tc>
-          <w:tcPr>
-            <w:tcW w:w="2980" w:type="dxa"/>
-            <w:tcBorders>
-              <w:top w:val="single" w:sz="4" w:space="0" w:color="000000"/>
-              <w:left w:val="single" w:sz="4" w:space="0" w:color="000000"/>
-              <w:bottom w:val="single" w:sz="4" w:space="0" w:color="000000"/>
-              <w:right w:val="single" w:sz="4" w:space="0" w:color="000000"/>
-            </w:tcBorders>
-            <w:shd w:val="clear" w:color="auto" w:fill="FFFFFF"/>
-            <w:vAlign w:val="center"/>
-            <w:hideMark/>
-          </w:tcPr>
-          <w:p>
-            <w:pPr>
-              <w:spacing w:line="360" w:lineRule="auto"/>
-              <w:rPr>
-                <w:rFonts w:ascii="Times New Roman" w:hAnsi="Times New Roman" w:cs="Times New Roman"/>
-              </w:rPr>
-            </w:pPr>
-            <w:r>
-              <w:rPr>
-                <w:rFonts w:ascii="Times New Roman" w:hAnsi="Times New Roman" w:cs="Times New Roman"/>
-              </w:rPr>
-              <w:t>Payment accuracy, duplicate-payment prevention, pending settlements.</w:t>
             </w:r>
           </w:p>
         </w:tc>
@@ -1662,7 +1509,7 @@
           </mc:Choice>
           <mc:Fallback>
             <w:pict>
-              <v:rect w14:anchorId="162FA572" id="Rectangle 16" o:spid="_x0000_s1026" style="width:24pt;height:24pt;visibility:visible;mso-wrap-style:square;mso-left-percent:-10001;mso-top-percent:-10001;mso-position-horizontal:absolute;mso-position-horizontal-relative:char;mso-position-vertical:absolute;mso-position-vertical-relative:line;mso-left-percent:-10001;mso-top-percent:-10001;v-text-anchor:top" o:gfxdata="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" filled="f" stroked="f">
+              <v:rect w14:anchorId="6992774E" id="Rectangle 16" o:spid="_x0000_s1026" style="width:24pt;height:24pt;visibility:visible;mso-wrap-style:square;mso-left-percent:-10001;mso-top-percent:-10001;mso-position-horizontal:absolute;mso-position-horizontal-relative:char;mso-position-vertical:absolute;mso-position-vertical-relative:line;mso-left-percent:-10001;mso-top-percent:-10001;v-text-anchor:top" o:gfxdata="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" filled="f" stroked="f">
                 <o:lock v:ext="edit" aspectratio="t"/>
                 <w10:anchorlock/>
               </v:rect>
@@ -1691,7 +1538,6 @@
           <w:sz w:val="28"/>
           <w:szCs w:val="28"/>
         </w:rPr>
-        <w:lastRenderedPageBreak/>
         <w:drawing>
           <wp:inline distT="0" distB="0" distL="0" distR="0" wp14:anchorId="44B3F64F" wp14:editId="271F5CDE">
             <wp:extent cx="5731510" cy="2689225"/>
@@ -1747,18 +1593,31 @@
         <w:spacing w:line="360" w:lineRule="auto"/>
         <w:rPr>
           <w:rFonts w:ascii="Times New Roman" w:hAnsi="Times New Roman" w:cs="Times New Roman"/>
-          <w:sz w:val="28"/>
-          <w:szCs w:val="28"/>
-        </w:rPr>
-      </w:pPr>
-      <w:r>
-        <w:rPr>
-          <w:rFonts w:ascii="Times New Roman" w:hAnsi="Times New Roman" w:cs="Times New Roman"/>
-          <w:b/>
-          <w:bCs/>
-          <w:sz w:val="28"/>
-          <w:szCs w:val="28"/>
-        </w:rPr>
+          <w:b/>
+          <w:bCs/>
+          <w:sz w:val="28"/>
+          <w:szCs w:val="28"/>
+        </w:rPr>
+      </w:pPr>
+    </w:p>
+    <w:p>
+      <w:pPr>
+        <w:spacing w:line="360" w:lineRule="auto"/>
+        <w:rPr>
+          <w:rFonts w:ascii="Times New Roman" w:hAnsi="Times New Roman" w:cs="Times New Roman"/>
+          <w:sz w:val="28"/>
+          <w:szCs w:val="28"/>
+        </w:rPr>
+      </w:pPr>
+      <w:r>
+        <w:rPr>
+          <w:rFonts w:ascii="Times New Roman" w:hAnsi="Times New Roman" w:cs="Times New Roman"/>
+          <w:b/>
+          <w:bCs/>
+          <w:sz w:val="28"/>
+          <w:szCs w:val="28"/>
+        </w:rPr>
+        <w:lastRenderedPageBreak/>
         <w:t>2.2 Major Challenges</w:t>
       </w:r>
     </w:p>
@@ -1835,88 +1694,12 @@
         <w:rPr>
           <w:rFonts w:ascii="Times New Roman" w:hAnsi="Times New Roman" w:cs="Times New Roman"/>
         </w:rPr>
-        <w:t>Data-entry mistakes and inconsistent records.</w:t>
+        <w:t>Different insurance categories requiring different workflows.</w:t>
       </w:r>
     </w:p>
     <w:p>
       <w:pPr>
         <w:pStyle w:val="ListParagraph"/>
-        <w:numPr>
-          <w:ilvl w:val="0"/>
-          <w:numId w:val="2"/>
-        </w:numPr>
-        <w:spacing w:line="360" w:lineRule="auto"/>
-        <w:rPr>
-          <w:rFonts w:ascii="Times New Roman" w:hAnsi="Times New Roman" w:cs="Times New Roman"/>
-        </w:rPr>
-      </w:pPr>
-      <w:r>
-        <w:rPr>
-          <w:rFonts w:ascii="Times New Roman" w:hAnsi="Times New Roman" w:cs="Times New Roman"/>
-        </w:rPr>
-        <w:t>False or inconsistent information that may indicate fraud.</w:t>
-      </w:r>
-    </w:p>
-    <w:p>
-      <w:pPr>
-        <w:pStyle w:val="ListParagraph"/>
-        <w:numPr>
-          <w:ilvl w:val="0"/>
-          <w:numId w:val="2"/>
-        </w:numPr>
-        <w:spacing w:line="360" w:lineRule="auto"/>
-        <w:rPr>
-          <w:rFonts w:ascii="Times New Roman" w:hAnsi="Times New Roman" w:cs="Times New Roman"/>
-        </w:rPr>
-      </w:pPr>
-      <w:r>
-        <w:rPr>
-          <w:rFonts w:ascii="Times New Roman" w:hAnsi="Times New Roman" w:cs="Times New Roman"/>
-        </w:rPr>
-        <w:t>Slow communication between customers and departments.</w:t>
-      </w:r>
-    </w:p>
-    <w:p>
-      <w:pPr>
-        <w:pStyle w:val="ListParagraph"/>
-        <w:numPr>
-          <w:ilvl w:val="0"/>
-          <w:numId w:val="2"/>
-        </w:numPr>
-        <w:spacing w:line="360" w:lineRule="auto"/>
-        <w:rPr>
-          <w:rFonts w:ascii="Times New Roman" w:hAnsi="Times New Roman" w:cs="Times New Roman"/>
-        </w:rPr>
-      </w:pPr>
-      <w:r>
-        <w:rPr>
-          <w:rFonts w:ascii="Times New Roman" w:hAnsi="Times New Roman" w:cs="Times New Roman"/>
-        </w:rPr>
-        <w:t>Protection of sensitive personal, medical, and financial information.</w:t>
-      </w:r>
-    </w:p>
-    <w:p>
-      <w:pPr>
-        <w:pStyle w:val="ListParagraph"/>
-        <w:numPr>
-          <w:ilvl w:val="0"/>
-          <w:numId w:val="2"/>
-        </w:numPr>
-        <w:spacing w:line="360" w:lineRule="auto"/>
-        <w:rPr>
-          <w:rFonts w:ascii="Times New Roman" w:hAnsi="Times New Roman" w:cs="Times New Roman"/>
-        </w:rPr>
-      </w:pPr>
-      <w:r>
-        <w:rPr>
-          <w:rFonts w:ascii="Times New Roman" w:hAnsi="Times New Roman" w:cs="Times New Roman"/>
-        </w:rPr>
-        <w:t>Different insurance categories requiring different workflows.</w:t>
-      </w:r>
-    </w:p>
-    <w:p>
-      <w:pPr>
-        <w:pStyle w:val="ListParagraph"/>
         <w:spacing w:line="360" w:lineRule="auto"/>
         <w:rPr>
           <w:rFonts w:ascii="Times New Roman" w:hAnsi="Times New Roman" w:cs="Times New Roman"/>
@@ -1994,43 +1777,26 @@
         <w:rPr>
           <w:rFonts w:ascii="Times New Roman" w:hAnsi="Times New Roman" w:cs="Times New Roman"/>
         </w:rPr>
-        <w:t>In a traditional process, customers submit claims through physical forms, email, agents, or separate online services. Employees collect and verify documents, check policy details, and forward claims for assessment or investigation when required. Authorized personnel then approve or reject the claim. Approved claims are sent to the settlement department. Customers may need to contact the insurer to receive progress updates.</w:t>
-      </w:r>
-    </w:p>
-    <w:p>
-      <w:pPr>
-        <w:spacing w:line="360" w:lineRule="auto"/>
-        <w:rPr>
-          <w:rFonts w:ascii="Times New Roman" w:hAnsi="Times New Roman" w:cs="Times New Roman"/>
-        </w:rPr>
-      </w:pPr>
-    </w:p>
-    <w:p>
-      <w:pPr>
-        <w:spacing w:line="360" w:lineRule="auto"/>
-        <w:rPr>
-          <w:rFonts w:ascii="Times New Roman" w:hAnsi="Times New Roman" w:cs="Times New Roman"/>
-        </w:rPr>
-      </w:pPr>
-    </w:p>
-    <w:p>
-      <w:pPr>
-        <w:spacing w:line="360" w:lineRule="auto"/>
-        <w:rPr>
-          <w:rFonts w:ascii="Times New Roman" w:hAnsi="Times New Roman" w:cs="Times New Roman"/>
-          <w:sz w:val="28"/>
-          <w:szCs w:val="28"/>
-        </w:rPr>
-      </w:pPr>
-      <w:r>
-        <w:rPr>
-          <w:rFonts w:ascii="Times New Roman" w:hAnsi="Times New Roman" w:cs="Times New Roman"/>
-          <w:b/>
-          <w:bCs/>
-          <w:sz w:val="28"/>
-          <w:szCs w:val="28"/>
-        </w:rPr>
-        <w:lastRenderedPageBreak/>
+        <w:t xml:space="preserve">In a traditional process, customers submit claims through physical forms, email, agents, or separate online services. Employees collect and verify documents, check policy details, and forward claims for assessment or investigation when required. Authorized personnel then approve or reject the claim. </w:t>
+      </w:r>
+    </w:p>
+    <w:p>
+      <w:pPr>
+        <w:spacing w:line="360" w:lineRule="auto"/>
+        <w:rPr>
+          <w:rFonts w:ascii="Times New Roman" w:hAnsi="Times New Roman" w:cs="Times New Roman"/>
+          <w:sz w:val="28"/>
+          <w:szCs w:val="28"/>
+        </w:rPr>
+      </w:pPr>
+      <w:r>
+        <w:rPr>
+          <w:rFonts w:ascii="Times New Roman" w:hAnsi="Times New Roman" w:cs="Times New Roman"/>
+          <w:b/>
+          <w:bCs/>
+          <w:sz w:val="28"/>
+          <w:szCs w:val="28"/>
+        </w:rPr>
         <w:t>3.2 Strengths of the Existing System</w:t>
       </w:r>
     </w:p>
@@ -2313,29 +2079,32 @@
     <w:p>
       <w:pPr>
         <w:pStyle w:val="ListParagraph"/>
-        <w:spacing w:line="360" w:lineRule="auto"/>
-        <w:rPr>
-          <w:rFonts w:ascii="Times New Roman" w:hAnsi="Times New Roman" w:cs="Times New Roman"/>
-        </w:rPr>
-      </w:pPr>
-    </w:p>
-    <w:p>
-      <w:pPr>
-        <w:spacing w:line="360" w:lineRule="auto"/>
-        <w:rPr>
-          <w:rFonts w:ascii="Times New Roman" w:hAnsi="Times New Roman" w:cs="Times New Roman"/>
-          <w:sz w:val="28"/>
-          <w:szCs w:val="28"/>
-        </w:rPr>
-      </w:pPr>
-      <w:r>
-        <w:rPr>
-          <w:rFonts w:ascii="Times New Roman" w:hAnsi="Times New Roman" w:cs="Times New Roman"/>
-          <w:b/>
-          <w:bCs/>
-          <w:sz w:val="28"/>
-          <w:szCs w:val="28"/>
-        </w:rPr>
+        <w:numPr>
+          <w:ilvl w:val="0"/>
+          <w:numId w:val="4"/>
+        </w:numPr>
+        <w:spacing w:line="360" w:lineRule="auto"/>
+        <w:rPr>
+          <w:rFonts w:ascii="Times New Roman" w:hAnsi="Times New Roman" w:cs="Times New Roman"/>
+        </w:rPr>
+      </w:pPr>
+    </w:p>
+    <w:p>
+      <w:pPr>
+        <w:spacing w:line="360" w:lineRule="auto"/>
+        <w:rPr>
+          <w:rFonts w:ascii="Times New Roman" w:hAnsi="Times New Roman" w:cs="Times New Roman"/>
+        </w:rPr>
+      </w:pPr>
+      <w:r>
+        <w:rPr>
+          <w:rFonts w:ascii="Times New Roman" w:hAnsi="Times New Roman" w:cs="Times New Roman"/>
+          <w:b/>
+          <w:bCs/>
+          <w:sz w:val="28"/>
+          <w:szCs w:val="28"/>
+        </w:rPr>
+        <w:lastRenderedPageBreak/>
         <w:t>3.4 Gaps to Be Addressed</w:t>
       </w:r>
     </w:p>
@@ -2358,14 +2127,6 @@
         <w:spacing w:line="360" w:lineRule="auto"/>
         <w:rPr>
           <w:rFonts w:ascii="Times New Roman" w:hAnsi="Times New Roman" w:cs="Times New Roman"/>
-        </w:rPr>
-      </w:pPr>
-    </w:p>
-    <w:p>
-      <w:pPr>
-        <w:spacing w:line="360" w:lineRule="auto"/>
-        <w:rPr>
-          <w:rFonts w:ascii="Times New Roman" w:hAnsi="Times New Roman" w:cs="Times New Roman"/>
           <w:sz w:val="28"/>
           <w:szCs w:val="28"/>
         </w:rPr>
@@ -2433,25 +2194,10 @@
       <w:r>
         <w:rPr>
           <w:rFonts w:ascii="Times New Roman" w:hAnsi="Times New Roman" w:cs="Times New Roman"/>
-        </w:rPr>
-        <w:lastRenderedPageBreak/>
-        <w:t>Intelligent features may include document completeness checks, duplicate-claim alerts, rule-based routing, and anomaly detection to identify cases needing additional review. These features should support staff rather than make high-impact decisions without appropriate human oversight.</w:t>
-      </w:r>
-    </w:p>
-    <w:p>
-      <w:pPr>
-        <w:spacing w:line="360" w:lineRule="auto"/>
-        <w:rPr>
-          <w:rFonts w:ascii="Times New Roman" w:hAnsi="Times New Roman" w:cs="Times New Roman"/>
-        </w:rPr>
-      </w:pPr>
-      <w:r>
-        <w:rPr>
-          <w:rFonts w:ascii="Times New Roman" w:hAnsi="Times New Roman" w:cs="Times New Roman"/>
           <w:noProof/>
         </w:rPr>
         <w:drawing>
-          <wp:anchor distT="0" distB="0" distL="114300" distR="114300" simplePos="0" relativeHeight="251658240" behindDoc="0" locked="0" layoutInCell="1" allowOverlap="1" wp14:anchorId="62DB9712" wp14:editId="0AEF66AE">
+          <wp:anchor distT="0" distB="0" distL="114300" distR="114300" simplePos="0" relativeHeight="251657216" behindDoc="0" locked="0" layoutInCell="1" allowOverlap="1" wp14:anchorId="62DB9712" wp14:editId="0AEF66AE">
             <wp:simplePos x="0" y="0"/>
             <wp:positionH relativeFrom="margin">
               <wp:align>right</wp:align>
@@ -2618,28 +2364,7 @@
           <w:b/>
           <w:bCs/>
         </w:rPr>
-        <w:t xml:space="preserve">Document Management: </w:t>
-      </w:r>
-      <w:r>
-        <w:rPr>
-          <w:rFonts w:ascii="Times New Roman" w:hAnsi="Times New Roman" w:cs="Times New Roman"/>
-        </w:rPr>
-        <w:t>Secure uploads, document categorization, retrieval, and missing-document identification.</w:t>
-      </w:r>
-    </w:p>
-    <w:p>
-      <w:pPr>
-        <w:spacing w:line="360" w:lineRule="auto"/>
-        <w:rPr>
-          <w:rFonts w:ascii="Times New Roman" w:hAnsi="Times New Roman" w:cs="Times New Roman"/>
-        </w:rPr>
-      </w:pPr>
-      <w:r>
-        <w:rPr>
-          <w:rFonts w:ascii="Times New Roman" w:hAnsi="Times New Roman" w:cs="Times New Roman"/>
-          <w:b/>
-          <w:bCs/>
-        </w:rPr>
+        <w:lastRenderedPageBreak/>
         <w:t xml:space="preserve">Claim Verification: </w:t>
       </w:r>
       <w:r>
@@ -2662,28 +2387,6 @@
           <w:b/>
           <w:bCs/>
         </w:rPr>
-        <w:t xml:space="preserve">Assessment and Investigation: </w:t>
-      </w:r>
-      <w:r>
-        <w:rPr>
-          <w:rFonts w:ascii="Times New Roman" w:hAnsi="Times New Roman" w:cs="Times New Roman"/>
-        </w:rPr>
-        <w:t>Assignment to assessors/investigators, inspection findings, evidence, notes, and recommendations.</w:t>
-      </w:r>
-    </w:p>
-    <w:p>
-      <w:pPr>
-        <w:spacing w:line="360" w:lineRule="auto"/>
-        <w:rPr>
-          <w:rFonts w:ascii="Times New Roman" w:hAnsi="Times New Roman" w:cs="Times New Roman"/>
-        </w:rPr>
-      </w:pPr>
-      <w:r>
-        <w:rPr>
-          <w:rFonts w:ascii="Times New Roman" w:hAnsi="Times New Roman" w:cs="Times New Roman"/>
-          <w:b/>
-          <w:bCs/>
-        </w:rPr>
         <w:t xml:space="preserve">Approval and Rejection: </w:t>
       </w:r>
       <w:r>
@@ -2706,7 +2409,6 @@
           <w:b/>
           <w:bCs/>
         </w:rPr>
-        <w:lastRenderedPageBreak/>
         <w:t xml:space="preserve">Settlement Management: </w:t>
       </w:r>
       <w:r>
@@ -2736,28 +2438,6 @@
           <w:rFonts w:ascii="Times New Roman" w:hAnsi="Times New Roman" w:cs="Times New Roman"/>
         </w:rPr>
         <w:t>Updates when claims are submitted, documents are requested, decisions are made, or settlements are processed.</w:t>
-      </w:r>
-    </w:p>
-    <w:p>
-      <w:pPr>
-        <w:spacing w:line="360" w:lineRule="auto"/>
-        <w:rPr>
-          <w:rFonts w:ascii="Times New Roman" w:hAnsi="Times New Roman" w:cs="Times New Roman"/>
-        </w:rPr>
-      </w:pPr>
-      <w:r>
-        <w:rPr>
-          <w:rFonts w:ascii="Times New Roman" w:hAnsi="Times New Roman" w:cs="Times New Roman"/>
-          <w:b/>
-          <w:bCs/>
-        </w:rPr>
-        <w:t xml:space="preserve">Analytics and Reporting: </w:t>
-      </w:r>
-      <w:r>
-        <w:rPr>
-          <w:rFonts w:ascii="Times New Roman" w:hAnsi="Times New Roman" w:cs="Times New Roman"/>
-        </w:rPr>
-        <w:t>Claim volumes, pending claims, processing times, decision rates, and settlement trends.</w:t>
       </w:r>
     </w:p>
     <w:p>
@@ -2923,73 +2603,49 @@
           <w:sz w:val="28"/>
           <w:szCs w:val="28"/>
         </w:rPr>
-        <w:t>4.4 Non-Functional Requirements</w:t>
-      </w:r>
-    </w:p>
-    <w:p>
-      <w:pPr>
-        <w:spacing w:line="360" w:lineRule="auto"/>
-        <w:rPr>
-          <w:rFonts w:ascii="Times New Roman" w:hAnsi="Times New Roman" w:cs="Times New Roman"/>
-        </w:rPr>
-      </w:pPr>
-      <w:r>
-        <w:rPr>
-          <w:rFonts w:ascii="Times New Roman" w:hAnsi="Times New Roman" w:cs="Times New Roman"/>
-          <w:b/>
-          <w:bCs/>
-        </w:rPr>
-        <w:t xml:space="preserve">Security: </w:t>
-      </w:r>
-      <w:r>
-        <w:rPr>
-          <w:rFonts w:ascii="Times New Roman" w:hAnsi="Times New Roman" w:cs="Times New Roman"/>
-        </w:rPr>
-        <w:t>Protect records through secure authentication, permissions, encryption, and secure document storage.</w:t>
-      </w:r>
-    </w:p>
-    <w:p>
-      <w:pPr>
-        <w:spacing w:line="360" w:lineRule="auto"/>
-        <w:rPr>
-          <w:rFonts w:ascii="Times New Roman" w:hAnsi="Times New Roman" w:cs="Times New Roman"/>
-        </w:rPr>
-      </w:pPr>
-      <w:r>
-        <w:rPr>
-          <w:rFonts w:ascii="Times New Roman" w:hAnsi="Times New Roman" w:cs="Times New Roman"/>
-          <w:b/>
-          <w:bCs/>
-        </w:rPr>
-        <w:t xml:space="preserve">Reliability: </w:t>
-      </w:r>
-      <w:r>
-        <w:rPr>
-          <w:rFonts w:ascii="Times New Roman" w:hAnsi="Times New Roman" w:cs="Times New Roman"/>
-        </w:rPr>
-        <w:t>Maintain consistent records and protect against accidental data loss.</w:t>
-      </w:r>
-    </w:p>
-    <w:p>
-      <w:pPr>
-        <w:spacing w:line="360" w:lineRule="auto"/>
-        <w:rPr>
-          <w:rFonts w:ascii="Times New Roman" w:hAnsi="Times New Roman" w:cs="Times New Roman"/>
-        </w:rPr>
-      </w:pPr>
-      <w:r>
-        <w:rPr>
-          <w:rFonts w:ascii="Times New Roman" w:hAnsi="Times New Roman" w:cs="Times New Roman"/>
-          <w:b/>
-          <w:bCs/>
-        </w:rPr>
-        <w:t xml:space="preserve">Performance: </w:t>
-      </w:r>
-      <w:r>
-        <w:rPr>
-          <w:rFonts w:ascii="Times New Roman" w:hAnsi="Times New Roman" w:cs="Times New Roman"/>
-        </w:rPr>
-        <w:t>Respond promptly and support multiple users.</w:t>
+        <w:t>4.</w:t>
+      </w:r>
+      <w:r>
+        <w:rPr>
+          <w:rFonts w:ascii="Times New Roman" w:hAnsi="Times New Roman" w:cs="Times New Roman"/>
+          <w:b/>
+          <w:bCs/>
+          <w:sz w:val="28"/>
+          <w:szCs w:val="28"/>
+        </w:rPr>
+        <w:t>4</w:t>
+      </w:r>
+      <w:r>
+        <w:rPr>
+          <w:rFonts w:ascii="Times New Roman" w:hAnsi="Times New Roman" w:cs="Times New Roman"/>
+          <w:b/>
+          <w:bCs/>
+          <w:sz w:val="28"/>
+          <w:szCs w:val="28"/>
+        </w:rPr>
+        <w:t xml:space="preserve"> Application of Software Engineering Principles</w:t>
+      </w:r>
+    </w:p>
+    <w:p>
+      <w:pPr>
+        <w:spacing w:line="360" w:lineRule="auto"/>
+        <w:rPr>
+          <w:rFonts w:ascii="Times New Roman" w:hAnsi="Times New Roman" w:cs="Times New Roman"/>
+        </w:rPr>
+      </w:pPr>
+      <w:r>
+        <w:rPr>
+          <w:rFonts w:ascii="Times New Roman" w:hAnsi="Times New Roman" w:cs="Times New Roman"/>
+          <w:b/>
+          <w:bCs/>
+        </w:rPr>
+        <w:t xml:space="preserve">Modularity: </w:t>
+      </w:r>
+      <w:r>
+        <w:rPr>
+          <w:rFonts w:ascii="Times New Roman" w:hAnsi="Times New Roman" w:cs="Times New Roman"/>
+        </w:rPr>
+        <w:t>Separate modules make development, testing, and updates easier.</w:t>
       </w:r>
     </w:p>
     <w:p>
@@ -3011,29 +2667,7 @@
         <w:rPr>
           <w:rFonts w:ascii="Times New Roman" w:hAnsi="Times New Roman" w:cs="Times New Roman"/>
         </w:rPr>
-        <w:t>Support growth in users, claims, and document volume.</w:t>
-      </w:r>
-    </w:p>
-    <w:p>
-      <w:pPr>
-        <w:spacing w:line="360" w:lineRule="auto"/>
-        <w:rPr>
-          <w:rFonts w:ascii="Times New Roman" w:hAnsi="Times New Roman" w:cs="Times New Roman"/>
-        </w:rPr>
-      </w:pPr>
-      <w:r>
-        <w:rPr>
-          <w:rFonts w:ascii="Times New Roman" w:hAnsi="Times New Roman" w:cs="Times New Roman"/>
-          <w:b/>
-          <w:bCs/>
-        </w:rPr>
-        <w:t xml:space="preserve">Usability: </w:t>
-      </w:r>
-      <w:r>
-        <w:rPr>
-          <w:rFonts w:ascii="Times New Roman" w:hAnsi="Times New Roman" w:cs="Times New Roman"/>
-        </w:rPr>
-        <w:t>Provide clear forms, messages, and navigation.</w:t>
+        <w:t>Infrastructure can be expanded as claim volumes increase.</w:t>
       </w:r>
     </w:p>
     <w:p>
@@ -3055,295 +2689,55 @@
         <w:rPr>
           <w:rFonts w:ascii="Times New Roman" w:hAnsi="Times New Roman" w:cs="Times New Roman"/>
         </w:rPr>
-        <w:t>Use modular code, documentation, version control, and automated tests.</w:t>
-      </w:r>
-    </w:p>
-    <w:p>
-      <w:pPr>
-        <w:spacing w:line="360" w:lineRule="auto"/>
-        <w:rPr>
-          <w:rFonts w:ascii="Times New Roman" w:hAnsi="Times New Roman" w:cs="Times New Roman"/>
-        </w:rPr>
-      </w:pPr>
-      <w:r>
-        <w:rPr>
-          <w:rFonts w:ascii="Times New Roman" w:hAnsi="Times New Roman" w:cs="Times New Roman"/>
-          <w:b/>
-          <w:bCs/>
-        </w:rPr>
-        <w:t xml:space="preserve">Availability: </w:t>
-      </w:r>
-      <w:r>
-        <w:rPr>
-          <w:rFonts w:ascii="Times New Roman" w:hAnsi="Times New Roman" w:cs="Times New Roman"/>
-        </w:rPr>
-        <w:t>Use backups, monitoring, and recovery procedures.</w:t>
-      </w:r>
-    </w:p>
-    <w:p>
-      <w:pPr>
-        <w:spacing w:line="360" w:lineRule="auto"/>
-        <w:rPr>
-          <w:rFonts w:ascii="Times New Roman" w:hAnsi="Times New Roman" w:cs="Times New Roman"/>
-        </w:rPr>
-      </w:pPr>
-      <w:r>
-        <w:rPr>
-          <w:rFonts w:ascii="Times New Roman" w:hAnsi="Times New Roman" w:cs="Times New Roman"/>
-          <w:b/>
-          <w:bCs/>
-        </w:rPr>
-        <w:t xml:space="preserve">Privacy: </w:t>
-      </w:r>
-      <w:r>
-        <w:rPr>
-          <w:rFonts w:ascii="Times New Roman" w:hAnsi="Times New Roman" w:cs="Times New Roman"/>
-        </w:rPr>
-        <w:t>Restrict personal, medical, and financial information to authorized users.</w:t>
-      </w:r>
-    </w:p>
-    <w:p>
-      <w:pPr>
-        <w:spacing w:line="360" w:lineRule="auto"/>
-        <w:rPr>
-          <w:rFonts w:ascii="Times New Roman" w:hAnsi="Times New Roman" w:cs="Times New Roman"/>
-        </w:rPr>
-      </w:pPr>
-      <w:r>
-        <w:rPr>
-          <w:rFonts w:ascii="Times New Roman" w:hAnsi="Times New Roman" w:cs="Times New Roman"/>
-          <w:b/>
-          <w:bCs/>
-        </w:rPr>
-        <w:t xml:space="preserve">Interoperability: </w:t>
-      </w:r>
-      <w:r>
-        <w:rPr>
-          <w:rFonts w:ascii="Times New Roman" w:hAnsi="Times New Roman" w:cs="Times New Roman"/>
-        </w:rPr>
-        <w:t>Support secure integration with payment, notification, and existing insurance systems.</w:t>
-      </w:r>
-    </w:p>
-    <w:p>
-      <w:pPr>
-        <w:spacing w:line="360" w:lineRule="auto"/>
-        <w:rPr>
-          <w:rFonts w:ascii="Times New Roman" w:hAnsi="Times New Roman" w:cs="Times New Roman"/>
-          <w:sz w:val="28"/>
-          <w:szCs w:val="28"/>
-        </w:rPr>
-      </w:pPr>
-      <w:r>
-        <w:rPr>
-          <w:rFonts w:ascii="Times New Roman" w:hAnsi="Times New Roman" w:cs="Times New Roman"/>
-          <w:b/>
-          <w:bCs/>
-          <w:sz w:val="28"/>
-          <w:szCs w:val="28"/>
+        <w:t>Organized code and documentation simplify changes</w:t>
+      </w:r>
+    </w:p>
+    <w:p>
+      <w:pPr>
+        <w:spacing w:line="360" w:lineRule="auto"/>
+        <w:rPr>
+          <w:rFonts w:ascii="Times New Roman" w:hAnsi="Times New Roman" w:cs="Times New Roman"/>
+        </w:rPr>
+      </w:pPr>
+      <w:r>
+        <w:rPr>
+          <w:rFonts w:ascii="Times New Roman" w:hAnsi="Times New Roman" w:cs="Times New Roman"/>
+          <w:b/>
+          <w:bCs/>
+        </w:rPr>
+        <w:t xml:space="preserve">Configurability: </w:t>
+      </w:r>
+      <w:r>
+        <w:rPr>
+          <w:rFonts w:ascii="Times New Roman" w:hAnsi="Times New Roman" w:cs="Times New Roman"/>
+        </w:rPr>
+        <w:t>Workflow rules can be adjusted without redesigning the whole system</w:t>
+      </w:r>
+    </w:p>
+    <w:p>
+      <w:pPr>
+        <w:spacing w:line="360" w:lineRule="auto"/>
+        <w:rPr>
+          <w:rFonts w:ascii="Times New Roman" w:hAnsi="Times New Roman" w:cs="Times New Roman"/>
+        </w:rPr>
+      </w:pPr>
+      <w:r>
+        <w:rPr>
+          <w:rFonts w:ascii="Times New Roman" w:hAnsi="Times New Roman" w:cs="Times New Roman"/>
+          <w:noProof/>
         </w:rPr>
         <w:lastRenderedPageBreak/>
-        <w:t>4.5 Application of Software Engineering Principles</w:t>
-      </w:r>
-    </w:p>
-    <w:p>
-      <w:pPr>
-        <w:spacing w:line="360" w:lineRule="auto"/>
-        <w:rPr>
-          <w:rFonts w:ascii="Times New Roman" w:hAnsi="Times New Roman" w:cs="Times New Roman"/>
-        </w:rPr>
-      </w:pPr>
-      <w:r>
-        <w:rPr>
-          <w:rFonts w:ascii="Times New Roman" w:hAnsi="Times New Roman" w:cs="Times New Roman"/>
-          <w:b/>
-          <w:bCs/>
-        </w:rPr>
-        <w:t xml:space="preserve">Modularity: </w:t>
-      </w:r>
-      <w:r>
-        <w:rPr>
-          <w:rFonts w:ascii="Times New Roman" w:hAnsi="Times New Roman" w:cs="Times New Roman"/>
-        </w:rPr>
-        <w:t>Separate modules make development, testing, and updates easier.</w:t>
-      </w:r>
-    </w:p>
-    <w:p>
-      <w:pPr>
-        <w:spacing w:line="360" w:lineRule="auto"/>
-        <w:rPr>
-          <w:rFonts w:ascii="Times New Roman" w:hAnsi="Times New Roman" w:cs="Times New Roman"/>
-        </w:rPr>
-      </w:pPr>
-      <w:r>
-        <w:rPr>
-          <w:rFonts w:ascii="Times New Roman" w:hAnsi="Times New Roman" w:cs="Times New Roman"/>
-          <w:b/>
-          <w:bCs/>
-        </w:rPr>
-        <w:t xml:space="preserve">Scalability: </w:t>
-      </w:r>
-      <w:r>
-        <w:rPr>
-          <w:rFonts w:ascii="Times New Roman" w:hAnsi="Times New Roman" w:cs="Times New Roman"/>
-        </w:rPr>
-        <w:t>Infrastructure can be expanded as claim volumes increase.</w:t>
-      </w:r>
-    </w:p>
-    <w:p>
-      <w:pPr>
-        <w:spacing w:line="360" w:lineRule="auto"/>
-        <w:rPr>
-          <w:rFonts w:ascii="Times New Roman" w:hAnsi="Times New Roman" w:cs="Times New Roman"/>
-        </w:rPr>
-      </w:pPr>
-      <w:r>
-        <w:rPr>
-          <w:rFonts w:ascii="Times New Roman" w:hAnsi="Times New Roman" w:cs="Times New Roman"/>
-          <w:b/>
-          <w:bCs/>
-        </w:rPr>
-        <w:t xml:space="preserve">Maintainability: </w:t>
-      </w:r>
-      <w:r>
-        <w:rPr>
-          <w:rFonts w:ascii="Times New Roman" w:hAnsi="Times New Roman" w:cs="Times New Roman"/>
-        </w:rPr>
-        <w:t>Organized code and documentation simplify changes.</w:t>
-      </w:r>
-    </w:p>
-    <w:p>
-      <w:pPr>
-        <w:spacing w:line="360" w:lineRule="auto"/>
-        <w:rPr>
-          <w:rFonts w:ascii="Times New Roman" w:hAnsi="Times New Roman" w:cs="Times New Roman"/>
-        </w:rPr>
-      </w:pPr>
-      <w:r>
-        <w:rPr>
-          <w:rFonts w:ascii="Times New Roman" w:hAnsi="Times New Roman" w:cs="Times New Roman"/>
-          <w:b/>
-          <w:bCs/>
-        </w:rPr>
-        <w:t xml:space="preserve">Reliability: </w:t>
-      </w:r>
-      <w:r>
-        <w:rPr>
-          <w:rFonts w:ascii="Times New Roman" w:hAnsi="Times New Roman" w:cs="Times New Roman"/>
-        </w:rPr>
-        <w:t>Validation, transaction handling, backups, and error handling protect data quality.</w:t>
-      </w:r>
-    </w:p>
-    <w:p>
-      <w:pPr>
-        <w:spacing w:line="360" w:lineRule="auto"/>
-        <w:rPr>
-          <w:rFonts w:ascii="Times New Roman" w:hAnsi="Times New Roman" w:cs="Times New Roman"/>
-        </w:rPr>
-      </w:pPr>
-      <w:r>
-        <w:rPr>
-          <w:rFonts w:ascii="Times New Roman" w:hAnsi="Times New Roman" w:cs="Times New Roman"/>
-          <w:b/>
-          <w:bCs/>
-        </w:rPr>
-        <w:t xml:space="preserve">Usability: </w:t>
-      </w:r>
-      <w:r>
-        <w:rPr>
-          <w:rFonts w:ascii="Times New Roman" w:hAnsi="Times New Roman" w:cs="Times New Roman"/>
-        </w:rPr>
-        <w:t>Guided forms and clear status messages improve the user experience.</w:t>
-      </w:r>
-    </w:p>
-    <w:p>
-      <w:pPr>
-        <w:spacing w:line="360" w:lineRule="auto"/>
-        <w:rPr>
-          <w:rFonts w:ascii="Times New Roman" w:hAnsi="Times New Roman" w:cs="Times New Roman"/>
-        </w:rPr>
-      </w:pPr>
-      <w:r>
-        <w:rPr>
-          <w:rFonts w:ascii="Times New Roman" w:hAnsi="Times New Roman" w:cs="Times New Roman"/>
-          <w:b/>
-          <w:bCs/>
-        </w:rPr>
-        <w:t xml:space="preserve">Security: </w:t>
-      </w:r>
-      <w:r>
-        <w:rPr>
-          <w:rFonts w:ascii="Times New Roman" w:hAnsi="Times New Roman" w:cs="Times New Roman"/>
-        </w:rPr>
-        <w:t>Authentication, role-based permissions, encryption, and audit logs protect information.</w:t>
-      </w:r>
-    </w:p>
-    <w:p>
-      <w:pPr>
-        <w:spacing w:line="360" w:lineRule="auto"/>
-        <w:rPr>
-          <w:rFonts w:ascii="Times New Roman" w:hAnsi="Times New Roman" w:cs="Times New Roman"/>
-        </w:rPr>
-      </w:pPr>
-      <w:r>
-        <w:rPr>
-          <w:rFonts w:ascii="Times New Roman" w:hAnsi="Times New Roman" w:cs="Times New Roman"/>
-          <w:b/>
-          <w:bCs/>
-        </w:rPr>
-        <w:t xml:space="preserve">Reusability: </w:t>
-      </w:r>
-      <w:r>
-        <w:rPr>
-          <w:rFonts w:ascii="Times New Roman" w:hAnsi="Times New Roman" w:cs="Times New Roman"/>
-        </w:rPr>
-        <w:t>Shared functions such as uploads and notifications can serve multiple insurance categories.</w:t>
-      </w:r>
-    </w:p>
-    <w:p>
-      <w:pPr>
-        <w:spacing w:line="360" w:lineRule="auto"/>
-        <w:rPr>
-          <w:rFonts w:ascii="Times New Roman" w:hAnsi="Times New Roman" w:cs="Times New Roman"/>
-        </w:rPr>
-      </w:pPr>
-      <w:r>
-        <w:rPr>
-          <w:rFonts w:ascii="Times New Roman" w:hAnsi="Times New Roman" w:cs="Times New Roman"/>
-          <w:b/>
-          <w:bCs/>
-        </w:rPr>
-        <w:t xml:space="preserve">Configurability: </w:t>
-      </w:r>
-      <w:r>
-        <w:rPr>
-          <w:rFonts w:ascii="Times New Roman" w:hAnsi="Times New Roman" w:cs="Times New Roman"/>
-        </w:rPr>
-        <w:t>Workflow rules can be adjusted without redesigning the whole system.</w:t>
-      </w:r>
-    </w:p>
-    <w:p>
-      <w:pPr>
-        <w:spacing w:line="360" w:lineRule="auto"/>
-        <w:rPr>
-          <w:rFonts w:ascii="Times New Roman" w:hAnsi="Times New Roman" w:cs="Times New Roman"/>
-        </w:rPr>
-      </w:pPr>
-      <w:r>
-        <w:rPr>
-          <w:rFonts w:ascii="Times New Roman" w:hAnsi="Times New Roman" w:cs="Times New Roman"/>
-          <w:noProof/>
-        </w:rPr>
         <w:drawing>
-          <wp:anchor distT="0" distB="0" distL="114300" distR="114300" simplePos="0" relativeHeight="251659264" behindDoc="0" locked="0" layoutInCell="1" allowOverlap="1" wp14:anchorId="343E6FEE" wp14:editId="7281300F">
+          <wp:anchor distT="0" distB="0" distL="114300" distR="114300" simplePos="0" relativeHeight="251657216" behindDoc="1" locked="0" layoutInCell="1" allowOverlap="1" wp14:anchorId="343E6FEE" wp14:editId="4569694A">
             <wp:simplePos x="0" y="0"/>
             <wp:positionH relativeFrom="margin">
-              <wp:align>center</wp:align>
+              <wp:posOffset>553720</wp:posOffset>
             </wp:positionH>
             <wp:positionV relativeFrom="paragraph">
-              <wp:posOffset>334010</wp:posOffset>
+              <wp:posOffset>0</wp:posOffset>
             </wp:positionV>
-            <wp:extent cx="5731510" cy="3798570"/>
-            <wp:effectExtent l="0" t="0" r="2540" b="0"/>
+            <wp:extent cx="4566920" cy="2804160"/>
+            <wp:effectExtent l="0" t="0" r="5080" b="0"/>
             <wp:wrapTopAndBottom/>
             <wp:docPr id="1883974715" name="Picture 22"/>
             <wp:cNvGraphicFramePr>
@@ -3374,7 +2768,7 @@
                   <pic:spPr bwMode="auto">
                     <a:xfrm>
                       <a:off x="0" y="0"/>
-                      <a:ext cx="5731510" cy="3798570"/>
+                      <a:ext cx="4566920" cy="2804160"/>
                     </a:xfrm>
                     <a:prstGeom prst="rect">
                       <a:avLst/>
@@ -3387,188 +2781,23 @@
                 </pic:pic>
               </a:graphicData>
             </a:graphic>
+            <wp14:sizeRelH relativeFrom="margin">
+              <wp14:pctWidth>0</wp14:pctWidth>
+            </wp14:sizeRelH>
+            <wp14:sizeRelV relativeFrom="margin">
+              <wp14:pctHeight>0</wp14:pctHeight>
+            </wp14:sizeRelV>
           </wp:anchor>
         </w:drawing>
       </w:r>
-    </w:p>
-    <w:p>
-      <w:pPr>
-        <w:spacing w:line="360" w:lineRule="auto"/>
-        <w:rPr>
-          <w:rFonts w:ascii="Times New Roman" w:hAnsi="Times New Roman" w:cs="Times New Roman"/>
-        </w:rPr>
-      </w:pPr>
-    </w:p>
-    <w:p>
-      <w:pPr>
-        <w:spacing w:line="360" w:lineRule="auto"/>
-        <w:rPr>
-          <w:rFonts w:ascii="Times New Roman" w:hAnsi="Times New Roman" w:cs="Times New Roman"/>
-        </w:rPr>
-      </w:pPr>
-      <w:r>
-        <w:rPr>
-          <w:rFonts w:ascii="Times New Roman" w:hAnsi="Times New Roman" w:cs="Times New Roman"/>
-          <w:noProof/>
-        </w:rPr>
-        <mc:AlternateContent>
-          <mc:Choice Requires="wps">
-            <w:drawing>
-              <wp:inline distT="0" distB="0" distL="0" distR="0" wp14:anchorId="48770B7B" wp14:editId="76E63771">
-                <wp:extent cx="304800" cy="304800"/>
-                <wp:effectExtent l="0" t="0" r="0" b="0"/>
-                <wp:docPr id="1161604630" name="Rectangle 14"/>
-                <wp:cNvGraphicFramePr>
-                  <a:graphicFrameLocks xmlns:a="http://schemas.openxmlformats.org/drawingml/2006/main" noChangeAspect="1"/>
-                </wp:cNvGraphicFramePr>
-                <a:graphic xmlns:a="http://schemas.openxmlformats.org/drawingml/2006/main">
-                  <a:graphicData uri="http://schemas.microsoft.com/office/word/2010/wordprocessingShape">
-                    <wps:wsp>
-                      <wps:cNvSpPr>
-                        <a:spLocks noChangeAspect="1" noChangeArrowheads="1"/>
-                      </wps:cNvSpPr>
-                      <wps:spPr bwMode="auto">
-                        <a:xfrm>
-                          <a:off x="0" y="0"/>
-                          <a:ext cx="304800" cy="304800"/>
-                        </a:xfrm>
-                        <a:prstGeom prst="rect">
-                          <a:avLst/>
-                        </a:prstGeom>
-                        <a:noFill/>
-                        <a:ln>
-                          <a:noFill/>
-                        </a:ln>
-                        <a:extLst>
-                          <a:ext uri="{909E8E84-426E-40DD-AFC4-6F175D3DCCD1}">
-                            <a14:hiddenFill xmlns:a14="http://schemas.microsoft.com/office/drawing/2010/main">
-                              <a:solidFill>
-                                <a:srgbClr val="FFFFFF"/>
-                              </a:solidFill>
-                            </a14:hiddenFill>
-                          </a:ext>
-                          <a:ext uri="{91240B29-F687-4F45-9708-019B960494DF}">
-                            <a14:hiddenLine xmlns:a14="http://schemas.microsoft.com/office/drawing/2010/main" w="9525">
-                              <a:solidFill>
-                                <a:srgbClr val="000000"/>
-                              </a:solidFill>
-                              <a:miter lim="800000"/>
-                              <a:headEnd/>
-                              <a:tailEnd/>
-                            </a14:hiddenLine>
-                          </a:ext>
-                        </a:extLst>
-                      </wps:spPr>
-                      <wps:bodyPr rot="0" vert="horz" wrap="square" lIns="91440" tIns="45720" rIns="91440" bIns="45720" anchor="t" anchorCtr="0" upright="1">
-                        <a:noAutofit/>
-                      </wps:bodyPr>
-                    </wps:wsp>
-                  </a:graphicData>
-                </a:graphic>
-              </wp:inline>
-            </w:drawing>
-          </mc:Choice>
-          <mc:Fallback>
-            <w:pict>
-              <v:rect w14:anchorId="18C11A33" id="Rectangle 14" o:spid="_x0000_s1026" style="width:24pt;height:24pt;visibility:visible;mso-wrap-style:square;mso-left-percent:-10001;mso-top-percent:-10001;mso-position-horizontal:absolute;mso-position-horizontal-relative:char;mso-position-vertical:absolute;mso-position-vertical-relative:line;mso-left-percent:-10001;mso-top-percent:-10001;v-text-anchor:top" o:gfxdata="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" filled="f" stroked="f">
-                <o:lock v:ext="edit" aspectratio="t"/>
-                <w10:anchorlock/>
-              </v:rect>
-            </w:pict>
-          </mc:Fallback>
-        </mc:AlternateContent>
-      </w:r>
-      <w:r>
-        <w:rPr>
-          <w:rFonts w:ascii="Times New Roman" w:hAnsi="Times New Roman" w:cs="Times New Roman"/>
-          <w:noProof/>
-        </w:rPr>
-        <mc:AlternateContent>
-          <mc:Choice Requires="wps">
-            <w:drawing>
-              <wp:inline distT="0" distB="0" distL="0" distR="0" wp14:anchorId="1A00590F" wp14:editId="59B5AF66">
-                <wp:extent cx="304800" cy="304800"/>
-                <wp:effectExtent l="0" t="0" r="0" b="0"/>
-                <wp:docPr id="2021636696" name="Rectangle 13"/>
-                <wp:cNvGraphicFramePr>
-                  <a:graphicFrameLocks xmlns:a="http://schemas.openxmlformats.org/drawingml/2006/main" noChangeAspect="1"/>
-                </wp:cNvGraphicFramePr>
-                <a:graphic xmlns:a="http://schemas.openxmlformats.org/drawingml/2006/main">
-                  <a:graphicData uri="http://schemas.microsoft.com/office/word/2010/wordprocessingShape">
-                    <wps:wsp>
-                      <wps:cNvSpPr>
-                        <a:spLocks noChangeAspect="1" noChangeArrowheads="1"/>
-                      </wps:cNvSpPr>
-                      <wps:spPr bwMode="auto">
-                        <a:xfrm>
-                          <a:off x="0" y="0"/>
-                          <a:ext cx="304800" cy="304800"/>
-                        </a:xfrm>
-                        <a:prstGeom prst="rect">
-                          <a:avLst/>
-                        </a:prstGeom>
-                        <a:noFill/>
-                        <a:ln>
-                          <a:noFill/>
-                        </a:ln>
-                        <a:extLst>
-                          <a:ext uri="{909E8E84-426E-40DD-AFC4-6F175D3DCCD1}">
-                            <a14:hiddenFill xmlns:a14="http://schemas.microsoft.com/office/drawing/2010/main">
-                              <a:solidFill>
-                                <a:srgbClr val="FFFFFF"/>
-                              </a:solidFill>
-                            </a14:hiddenFill>
-                          </a:ext>
-                          <a:ext uri="{91240B29-F687-4F45-9708-019B960494DF}">
-                            <a14:hiddenLine xmlns:a14="http://schemas.microsoft.com/office/drawing/2010/main" w="9525">
-                              <a:solidFill>
-                                <a:srgbClr val="000000"/>
-                              </a:solidFill>
-                              <a:miter lim="800000"/>
-                              <a:headEnd/>
-                              <a:tailEnd/>
-                            </a14:hiddenLine>
-                          </a:ext>
-                        </a:extLst>
-                      </wps:spPr>
-                      <wps:bodyPr rot="0" vert="horz" wrap="square" lIns="91440" tIns="45720" rIns="91440" bIns="45720" anchor="t" anchorCtr="0" upright="1">
-                        <a:noAutofit/>
-                      </wps:bodyPr>
-                    </wps:wsp>
-                  </a:graphicData>
-                </a:graphic>
-              </wp:inline>
-            </w:drawing>
-          </mc:Choice>
-          <mc:Fallback>
-            <w:pict>
-              <v:rect w14:anchorId="47EC0219" id="Rectangle 13" o:spid="_x0000_s1026" style="width:24pt;height:24pt;visibility:visible;mso-wrap-style:square;mso-left-percent:-10001;mso-top-percent:-10001;mso-position-horizontal:absolute;mso-position-horizontal-relative:char;mso-position-vertical:absolute;mso-position-vertical-relative:line;mso-left-percent:-10001;mso-top-percent:-10001;v-text-anchor:top" o:gfxdata="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" filled="f" stroked="f">
-                <o:lock v:ext="edit" aspectratio="t"/>
-                <w10:anchorlock/>
-              </v:rect>
-            </w:pict>
-          </mc:Fallback>
-        </mc:AlternateContent>
-      </w:r>
-    </w:p>
-    <w:p>
-      <w:pPr>
-        <w:spacing w:line="360" w:lineRule="auto"/>
-        <w:rPr>
-          <w:rFonts w:ascii="Times New Roman" w:hAnsi="Times New Roman" w:cs="Times New Roman"/>
-          <w:sz w:val="28"/>
-          <w:szCs w:val="28"/>
-        </w:rPr>
-      </w:pPr>
-      <w:r>
-        <w:rPr>
-          <w:rFonts w:ascii="Times New Roman" w:hAnsi="Times New Roman" w:cs="Times New Roman"/>
-          <w:b/>
-          <w:bCs/>
-          <w:sz w:val="28"/>
-          <w:szCs w:val="28"/>
-        </w:rPr>
-        <w:lastRenderedPageBreak/>
+      <w:r>
+        <w:rPr>
+          <w:rFonts w:ascii="Times New Roman" w:hAnsi="Times New Roman" w:cs="Times New Roman"/>
+          <w:b/>
+          <w:bCs/>
+          <w:sz w:val="28"/>
+          <w:szCs w:val="28"/>
+        </w:rPr>
         <w:t>5. Justify the Chosen Methodology / Framework</w:t>
       </w:r>
     </w:p>
@@ -3611,187 +2840,39 @@
         <w:spacing w:line="360" w:lineRule="auto"/>
         <w:rPr>
           <w:rFonts w:ascii="Times New Roman" w:hAnsi="Times New Roman" w:cs="Times New Roman"/>
-        </w:rPr>
-      </w:pPr>
-    </w:p>
-    <w:p>
-      <w:pPr>
-        <w:spacing w:line="360" w:lineRule="auto"/>
-        <w:rPr>
-          <w:rFonts w:ascii="Times New Roman" w:hAnsi="Times New Roman" w:cs="Times New Roman"/>
-          <w:sz w:val="28"/>
-          <w:szCs w:val="28"/>
-        </w:rPr>
-      </w:pPr>
-      <w:r>
-        <w:rPr>
-          <w:rFonts w:ascii="Times New Roman" w:hAnsi="Times New Roman" w:cs="Times New Roman"/>
-          <w:b/>
-          <w:bCs/>
-          <w:sz w:val="28"/>
-          <w:szCs w:val="28"/>
-        </w:rPr>
-        <w:t>5.2 Reasons for Selecting Agile</w:t>
-      </w:r>
-    </w:p>
-    <w:p>
-      <w:pPr>
-        <w:spacing w:line="360" w:lineRule="auto"/>
-        <w:rPr>
-          <w:rFonts w:ascii="Times New Roman" w:hAnsi="Times New Roman" w:cs="Times New Roman"/>
-        </w:rPr>
-      </w:pPr>
-      <w:r>
-        <w:rPr>
-          <w:rFonts w:ascii="Times New Roman" w:hAnsi="Times New Roman" w:cs="Times New Roman"/>
-          <w:b/>
-          <w:bCs/>
-        </w:rPr>
-        <w:t xml:space="preserve">Incremental development: </w:t>
-      </w:r>
-      <w:r>
-        <w:rPr>
-          <w:rFonts w:ascii="Times New Roman" w:hAnsi="Times New Roman" w:cs="Times New Roman"/>
-        </w:rPr>
-        <w:t>Start with user management, policy records, and claim submission, then add assessment, settlement, and analytics.</w:t>
-      </w:r>
-    </w:p>
-    <w:p>
-      <w:pPr>
-        <w:spacing w:line="360" w:lineRule="auto"/>
-        <w:rPr>
-          <w:rFonts w:ascii="Times New Roman" w:hAnsi="Times New Roman" w:cs="Times New Roman"/>
-        </w:rPr>
-      </w:pPr>
-      <w:r>
-        <w:rPr>
-          <w:rFonts w:ascii="Times New Roman" w:hAnsi="Times New Roman" w:cs="Times New Roman"/>
-          <w:b/>
-          <w:bCs/>
-        </w:rPr>
-        <w:t xml:space="preserve">Continuous feedback: </w:t>
-      </w:r>
-      <w:r>
-        <w:rPr>
-          <w:rFonts w:ascii="Times New Roman" w:hAnsi="Times New Roman" w:cs="Times New Roman"/>
-        </w:rPr>
-        <w:t>Stakeholders can review features and request improvements.</w:t>
-      </w:r>
-    </w:p>
-    <w:p>
-      <w:pPr>
-        <w:spacing w:line="360" w:lineRule="auto"/>
-        <w:rPr>
-          <w:rFonts w:ascii="Times New Roman" w:hAnsi="Times New Roman" w:cs="Times New Roman"/>
-        </w:rPr>
-      </w:pPr>
-      <w:r>
-        <w:rPr>
-          <w:rFonts w:ascii="Times New Roman" w:hAnsi="Times New Roman" w:cs="Times New Roman"/>
-          <w:b/>
-          <w:bCs/>
-        </w:rPr>
-        <w:t xml:space="preserve">Flexibility: </w:t>
-      </w:r>
-      <w:r>
-        <w:rPr>
-          <w:rFonts w:ascii="Times New Roman" w:hAnsi="Times New Roman" w:cs="Times New Roman"/>
-        </w:rPr>
-        <w:t>Changing workflow rules and documentation requirements can be incorporated into future sprints.</w:t>
-      </w:r>
-    </w:p>
-    <w:p>
-      <w:pPr>
-        <w:spacing w:line="360" w:lineRule="auto"/>
-        <w:rPr>
-          <w:rFonts w:ascii="Times New Roman" w:hAnsi="Times New Roman" w:cs="Times New Roman"/>
-        </w:rPr>
-      </w:pPr>
-      <w:r>
-        <w:rPr>
-          <w:rFonts w:ascii="Times New Roman" w:hAnsi="Times New Roman" w:cs="Times New Roman"/>
-          <w:b/>
-          <w:bCs/>
-        </w:rPr>
-        <w:t xml:space="preserve">Early testing: </w:t>
-      </w:r>
-      <w:r>
-        <w:rPr>
-          <w:rFonts w:ascii="Times New Roman" w:hAnsi="Times New Roman" w:cs="Times New Roman"/>
-        </w:rPr>
-        <w:t>Frequent testing helps identify issues before the entire system is complete.</w:t>
-      </w:r>
-    </w:p>
-    <w:p>
-      <w:pPr>
-        <w:spacing w:line="360" w:lineRule="auto"/>
-        <w:rPr>
-          <w:rFonts w:ascii="Times New Roman" w:hAnsi="Times New Roman" w:cs="Times New Roman"/>
-        </w:rPr>
-      </w:pPr>
-      <w:r>
-        <w:rPr>
-          <w:rFonts w:ascii="Times New Roman" w:hAnsi="Times New Roman" w:cs="Times New Roman"/>
-          <w:b/>
-          <w:bCs/>
-        </w:rPr>
-        <w:t xml:space="preserve">Risk management: </w:t>
-      </w:r>
-      <w:r>
-        <w:rPr>
-          <w:rFonts w:ascii="Times New Roman" w:hAnsi="Times New Roman" w:cs="Times New Roman"/>
-        </w:rPr>
-        <w:t>Security, data protection, and integration risks can be addressed progressively.</w:t>
-      </w:r>
-    </w:p>
-    <w:p>
-      <w:pPr>
-        <w:spacing w:line="360" w:lineRule="auto"/>
-        <w:rPr>
-          <w:rFonts w:ascii="Times New Roman" w:hAnsi="Times New Roman" w:cs="Times New Roman"/>
-        </w:rPr>
-      </w:pPr>
-      <w:r>
-        <w:rPr>
-          <w:rFonts w:ascii="Times New Roman" w:hAnsi="Times New Roman" w:cs="Times New Roman"/>
-          <w:b/>
-          <w:bCs/>
-        </w:rPr>
-        <w:t xml:space="preserve">Team collaboration: </w:t>
-      </w:r>
-      <w:r>
-        <w:rPr>
-          <w:rFonts w:ascii="Times New Roman" w:hAnsi="Times New Roman" w:cs="Times New Roman"/>
-        </w:rPr>
-        <w:t>Developers, testers, analysts, and stakeholders can coordinate throughout development.</w:t>
-      </w:r>
-    </w:p>
-    <w:p>
-      <w:pPr>
-        <w:spacing w:line="360" w:lineRule="auto"/>
-        <w:rPr>
-          <w:rFonts w:ascii="Times New Roman" w:hAnsi="Times New Roman" w:cs="Times New Roman"/>
-        </w:rPr>
-      </w:pPr>
-    </w:p>
-    <w:p>
-      <w:pPr>
-        <w:spacing w:line="360" w:lineRule="auto"/>
-        <w:rPr>
-          <w:rFonts w:ascii="Times New Roman" w:hAnsi="Times New Roman" w:cs="Times New Roman"/>
-          <w:sz w:val="28"/>
-          <w:szCs w:val="28"/>
-        </w:rPr>
-      </w:pPr>
-      <w:r>
-        <w:rPr>
-          <w:rFonts w:ascii="Times New Roman" w:hAnsi="Times New Roman" w:cs="Times New Roman"/>
-          <w:b/>
-          <w:bCs/>
-          <w:sz w:val="28"/>
-          <w:szCs w:val="28"/>
-        </w:rPr>
-        <w:t>5.3 Support for Development and Maintenance</w:t>
+          <w:sz w:val="28"/>
+          <w:szCs w:val="28"/>
+        </w:rPr>
+      </w:pPr>
+      <w:r>
+        <w:rPr>
+          <w:rFonts w:ascii="Times New Roman" w:hAnsi="Times New Roman" w:cs="Times New Roman"/>
+          <w:b/>
+          <w:bCs/>
+          <w:sz w:val="28"/>
+          <w:szCs w:val="28"/>
+        </w:rPr>
+        <w:t>5.</w:t>
+      </w:r>
+      <w:r>
+        <w:rPr>
+          <w:rFonts w:ascii="Times New Roman" w:hAnsi="Times New Roman" w:cs="Times New Roman"/>
+          <w:b/>
+          <w:bCs/>
+          <w:sz w:val="28"/>
+          <w:szCs w:val="28"/>
+        </w:rPr>
+        <w:t>2</w:t>
+      </w:r>
+      <w:r>
+        <w:rPr>
+          <w:rFonts w:ascii="Times New Roman" w:hAnsi="Times New Roman" w:cs="Times New Roman"/>
+          <w:b/>
+          <w:bCs/>
+          <w:sz w:val="28"/>
+          <w:szCs w:val="28"/>
+        </w:rPr>
+        <w:t xml:space="preserve"> Support for Development and Maintenance</w:t>
       </w:r>
     </w:p>
     <w:p>
@@ -3805,43 +2886,26 @@
         <w:rPr>
           <w:rFonts w:ascii="Times New Roman" w:hAnsi="Times New Roman" w:cs="Times New Roman"/>
         </w:rPr>
-        <w:t>Agile supports development through working software increments, stakeholder feedback, and adaptation to changing requirements. After deployment, user feedback and reported issues can be prioritized in the product backlog. Regular tests, code reviews, documentation, and controlled releases help maintain software quality.</w:t>
-      </w:r>
-    </w:p>
-    <w:p>
-      <w:pPr>
-        <w:spacing w:line="360" w:lineRule="auto"/>
-        <w:rPr>
-          <w:rFonts w:ascii="Times New Roman" w:hAnsi="Times New Roman" w:cs="Times New Roman"/>
-        </w:rPr>
-      </w:pPr>
-    </w:p>
-    <w:p>
-      <w:pPr>
-        <w:spacing w:line="360" w:lineRule="auto"/>
-        <w:rPr>
-          <w:rFonts w:ascii="Times New Roman" w:hAnsi="Times New Roman" w:cs="Times New Roman"/>
-        </w:rPr>
-      </w:pPr>
-    </w:p>
-    <w:p>
-      <w:pPr>
-        <w:spacing w:line="360" w:lineRule="auto"/>
-        <w:rPr>
-          <w:rFonts w:ascii="Times New Roman" w:hAnsi="Times New Roman" w:cs="Times New Roman"/>
-          <w:sz w:val="28"/>
-          <w:szCs w:val="28"/>
-        </w:rPr>
-      </w:pPr>
-      <w:r>
-        <w:rPr>
-          <w:rFonts w:ascii="Times New Roman" w:hAnsi="Times New Roman" w:cs="Times New Roman"/>
-          <w:b/>
-          <w:bCs/>
-          <w:sz w:val="28"/>
-          <w:szCs w:val="28"/>
-        </w:rPr>
-        <w:lastRenderedPageBreak/>
+        <w:t xml:space="preserve">Agile supports development through working software increments, stakeholder feedback, and adaptation to changing requirements. After deployment, user feedback and reported issues can be prioritized in the product backlog. </w:t>
+      </w:r>
+    </w:p>
+    <w:p>
+      <w:pPr>
+        <w:spacing w:line="360" w:lineRule="auto"/>
+        <w:rPr>
+          <w:rFonts w:ascii="Times New Roman" w:hAnsi="Times New Roman" w:cs="Times New Roman"/>
+          <w:sz w:val="28"/>
+          <w:szCs w:val="28"/>
+        </w:rPr>
+      </w:pPr>
+      <w:r>
+        <w:rPr>
+          <w:rFonts w:ascii="Times New Roman" w:hAnsi="Times New Roman" w:cs="Times New Roman"/>
+          <w:b/>
+          <w:bCs/>
+          <w:sz w:val="28"/>
+          <w:szCs w:val="28"/>
+        </w:rPr>
         <w:t>5.</w:t>
       </w:r>
       <w:r>
@@ -3852,7 +2916,7 @@
           <w:sz w:val="28"/>
           <w:szCs w:val="28"/>
         </w:rPr>
-        <w:t>4</w:t>
+        <w:t>3</w:t>
       </w:r>
       <w:r>
         <w:rPr>
@@ -4082,6 +3146,7 @@
               <w:rPr>
                 <w:rFonts w:ascii="Times New Roman" w:hAnsi="Times New Roman" w:cs="Times New Roman"/>
               </w:rPr>
+              <w:lastRenderedPageBreak/>
               <w:t>Sprint 3</w:t>
             </w:r>
           </w:p>
@@ -4393,48 +3458,6 @@
         <w:rPr>
           <w:rFonts w:ascii="Times New Roman" w:hAnsi="Times New Roman" w:cs="Times New Roman"/>
         </w:rPr>
-        <w:t>Better document organization and retrieval.</w:t>
-      </w:r>
-    </w:p>
-    <w:p>
-      <w:pPr>
-        <w:spacing w:line="360" w:lineRule="auto"/>
-        <w:rPr>
-          <w:rFonts w:ascii="Times New Roman" w:hAnsi="Times New Roman" w:cs="Times New Roman"/>
-        </w:rPr>
-      </w:pPr>
-      <w:r>
-        <w:rPr>
-          <w:rFonts w:ascii="Times New Roman" w:hAnsi="Times New Roman" w:cs="Times New Roman"/>
-        </w:rPr>
-        <w:t>Improved communication through automated notifications.</w:t>
-      </w:r>
-    </w:p>
-    <w:p>
-      <w:pPr>
-        <w:spacing w:line="360" w:lineRule="auto"/>
-        <w:rPr>
-          <w:rFonts w:ascii="Times New Roman" w:hAnsi="Times New Roman" w:cs="Times New Roman"/>
-        </w:rPr>
-      </w:pPr>
-      <w:r>
-        <w:rPr>
-          <w:rFonts w:ascii="Times New Roman" w:hAnsi="Times New Roman" w:cs="Times New Roman"/>
-        </w:rPr>
-        <w:t>Improved accountability through audit history.</w:t>
-      </w:r>
-    </w:p>
-    <w:p>
-      <w:pPr>
-        <w:spacing w:line="360" w:lineRule="auto"/>
-        <w:rPr>
-          <w:rFonts w:ascii="Times New Roman" w:hAnsi="Times New Roman" w:cs="Times New Roman"/>
-        </w:rPr>
-      </w:pPr>
-      <w:r>
-        <w:rPr>
-          <w:rFonts w:ascii="Times New Roman" w:hAnsi="Times New Roman" w:cs="Times New Roman"/>
-        </w:rPr>
         <w:t>Fewer record inconsistencies through validation and centralized data.</w:t>
       </w:r>
     </w:p>
@@ -4445,33 +3468,14 @@
           <w:rFonts w:ascii="Times New Roman" w:hAnsi="Times New Roman" w:cs="Times New Roman"/>
         </w:rPr>
       </w:pPr>
-    </w:p>
-    <w:p>
-      <w:pPr>
-        <w:spacing w:line="360" w:lineRule="auto"/>
-        <w:rPr>
-          <w:rFonts w:ascii="Times New Roman" w:hAnsi="Times New Roman" w:cs="Times New Roman"/>
-        </w:rPr>
-      </w:pPr>
-    </w:p>
-    <w:p>
-      <w:pPr>
-        <w:spacing w:line="360" w:lineRule="auto"/>
-        <w:rPr>
-          <w:rFonts w:ascii="Times New Roman" w:hAnsi="Times New Roman" w:cs="Times New Roman"/>
-          <w:sz w:val="28"/>
-          <w:szCs w:val="28"/>
-        </w:rPr>
-      </w:pPr>
-      <w:r>
-        <w:rPr>
-          <w:rFonts w:ascii="Times New Roman" w:hAnsi="Times New Roman" w:cs="Times New Roman"/>
-          <w:b/>
-          <w:bCs/>
-          <w:sz w:val="28"/>
-          <w:szCs w:val="28"/>
-        </w:rPr>
-        <w:lastRenderedPageBreak/>
+      <w:r>
+        <w:rPr>
+          <w:rFonts w:ascii="Times New Roman" w:hAnsi="Times New Roman" w:cs="Times New Roman"/>
+          <w:b/>
+          <w:bCs/>
+          <w:sz w:val="28"/>
+          <w:szCs w:val="28"/>
+        </w:rPr>
         <w:t>6.2 Challenge-to-Solution Mapping</w:t>
       </w:r>
     </w:p>
@@ -4965,6 +3969,7 @@
               <w:rPr>
                 <w:rFonts w:ascii="Times New Roman" w:hAnsi="Times New Roman" w:cs="Times New Roman"/>
               </w:rPr>
+              <w:lastRenderedPageBreak/>
               <w:t>Limited management reports</w:t>
             </w:r>
           </w:p>
@@ -5189,93 +4194,18 @@
         <w:spacing w:line="360" w:lineRule="auto"/>
         <w:rPr>
           <w:rFonts w:ascii="Times New Roman" w:hAnsi="Times New Roman" w:cs="Times New Roman"/>
-        </w:rPr>
-      </w:pPr>
-      <w:r>
-        <w:rPr>
-          <w:rFonts w:ascii="Times New Roman" w:hAnsi="Times New Roman" w:cs="Times New Roman"/>
-          <w:b/>
-          <w:bCs/>
-        </w:rPr>
-        <w:t xml:space="preserve">Implementation cost: </w:t>
-      </w:r>
-      <w:r>
-        <w:rPr>
-          <w:rFonts w:ascii="Times New Roman" w:hAnsi="Times New Roman" w:cs="Times New Roman"/>
-        </w:rPr>
-        <w:t>Development and maintenance require resources. Mitigation: deliver essential modules first and expand incrementally.</w:t>
-      </w:r>
-    </w:p>
-    <w:p>
-      <w:pPr>
-        <w:spacing w:line="360" w:lineRule="auto"/>
-        <w:rPr>
-          <w:rFonts w:ascii="Times New Roman" w:hAnsi="Times New Roman" w:cs="Times New Roman"/>
-        </w:rPr>
-      </w:pPr>
-      <w:r>
-        <w:rPr>
-          <w:rFonts w:ascii="Times New Roman" w:hAnsi="Times New Roman" w:cs="Times New Roman"/>
-          <w:b/>
-          <w:bCs/>
-        </w:rPr>
-        <w:t xml:space="preserve">System downtime: </w:t>
-      </w:r>
-      <w:r>
-        <w:rPr>
-          <w:rFonts w:ascii="Times New Roman" w:hAnsi="Times New Roman" w:cs="Times New Roman"/>
-        </w:rPr>
-        <w:t>Failures may temporarily interrupt access. Mitigation: monitoring, backups, and recovery procedures.</w:t>
-      </w:r>
-    </w:p>
-    <w:p>
-      <w:pPr>
-        <w:spacing w:line="360" w:lineRule="auto"/>
-        <w:rPr>
-          <w:rFonts w:ascii="Times New Roman" w:hAnsi="Times New Roman" w:cs="Times New Roman"/>
-        </w:rPr>
-      </w:pPr>
-      <w:r>
-        <w:rPr>
-          <w:rFonts w:ascii="Times New Roman" w:hAnsi="Times New Roman" w:cs="Times New Roman"/>
-          <w:b/>
-          <w:bCs/>
-        </w:rPr>
-        <w:t xml:space="preserve">Poor data quality: </w:t>
-      </w:r>
-      <w:r>
-        <w:rPr>
-          <w:rFonts w:ascii="Times New Roman" w:hAnsi="Times New Roman" w:cs="Times New Roman"/>
-        </w:rPr>
-        <w:t>Incomplete records can reduce analytics accuracy. Mitigation: establish validation and data-quality reviews.</w:t>
-      </w:r>
-    </w:p>
-    <w:p>
-      <w:pPr>
-        <w:spacing w:line="360" w:lineRule="auto"/>
-        <w:rPr>
-          <w:rFonts w:ascii="Times New Roman" w:hAnsi="Times New Roman" w:cs="Times New Roman"/>
-        </w:rPr>
-      </w:pPr>
-    </w:p>
-    <w:p>
-      <w:pPr>
-        <w:spacing w:line="360" w:lineRule="auto"/>
-        <w:rPr>
-          <w:rFonts w:ascii="Times New Roman" w:hAnsi="Times New Roman" w:cs="Times New Roman"/>
-          <w:sz w:val="28"/>
-          <w:szCs w:val="28"/>
-        </w:rPr>
-      </w:pPr>
-      <w:r>
-        <w:rPr>
-          <w:rFonts w:ascii="Times New Roman" w:hAnsi="Times New Roman" w:cs="Times New Roman"/>
-          <w:b/>
-          <w:bCs/>
-          <w:sz w:val="28"/>
-          <w:szCs w:val="28"/>
-        </w:rPr>
-        <w:lastRenderedPageBreak/>
+          <w:sz w:val="28"/>
+          <w:szCs w:val="28"/>
+        </w:rPr>
+      </w:pPr>
+      <w:r>
+        <w:rPr>
+          <w:rFonts w:ascii="Times New Roman" w:hAnsi="Times New Roman" w:cs="Times New Roman"/>
+          <w:b/>
+          <w:bCs/>
+          <w:sz w:val="28"/>
+          <w:szCs w:val="28"/>
+        </w:rPr>
         <w:t>6.4 Future Enhancements</w:t>
       </w:r>
     </w:p>
@@ -5352,63 +4282,14 @@
         <w:rPr>
           <w:rFonts w:ascii="Times New Roman" w:hAnsi="Times New Roman" w:cs="Times New Roman"/>
         </w:rPr>
-        <w:t>Advanced workflow configuration for different insurance categories.</w:t>
-      </w:r>
-    </w:p>
-    <w:p>
-      <w:pPr>
-        <w:pStyle w:val="ListParagraph"/>
-        <w:numPr>
-          <w:ilvl w:val="0"/>
-          <w:numId w:val="6"/>
-        </w:numPr>
-        <w:spacing w:line="360" w:lineRule="auto"/>
-        <w:rPr>
-          <w:rFonts w:ascii="Times New Roman" w:hAnsi="Times New Roman" w:cs="Times New Roman"/>
-        </w:rPr>
-      </w:pPr>
-      <w:r>
-        <w:rPr>
-          <w:rFonts w:ascii="Times New Roman" w:hAnsi="Times New Roman" w:cs="Times New Roman"/>
-        </w:rPr>
-        <w:t>Customer feedback collection after claim completion.</w:t>
-      </w:r>
-    </w:p>
-    <w:p>
-      <w:pPr>
-        <w:pStyle w:val="ListParagraph"/>
-        <w:numPr>
-          <w:ilvl w:val="0"/>
-          <w:numId w:val="6"/>
-        </w:numPr>
-        <w:spacing w:line="360" w:lineRule="auto"/>
-        <w:rPr>
-          <w:rFonts w:ascii="Times New Roman" w:hAnsi="Times New Roman" w:cs="Times New Roman"/>
-        </w:rPr>
-      </w:pPr>
-      <w:r>
-        <w:rPr>
-          <w:rFonts w:ascii="Times New Roman" w:hAnsi="Times New Roman" w:cs="Times New Roman"/>
-        </w:rPr>
         <w:t>AI-based features should be tested for accuracy, fairness, privacy, and suitability before being used in real insurance operations.</w:t>
       </w:r>
     </w:p>
     <w:p>
       <w:pPr>
-        <w:pStyle w:val="ListParagraph"/>
-        <w:spacing w:line="360" w:lineRule="auto"/>
-        <w:rPr>
-          <w:rFonts w:ascii="Times New Roman" w:hAnsi="Times New Roman" w:cs="Times New Roman"/>
-        </w:rPr>
-      </w:pPr>
-    </w:p>
-    <w:p>
-      <w:pPr>
-        <w:spacing w:line="360" w:lineRule="auto"/>
-        <w:rPr>
-          <w:rFonts w:ascii="Times New Roman" w:hAnsi="Times New Roman" w:cs="Times New Roman"/>
-          <w:sz w:val="28"/>
-          <w:szCs w:val="28"/>
+        <w:spacing w:line="360" w:lineRule="auto"/>
+        <w:rPr>
+          <w:rFonts w:ascii="Times New Roman" w:hAnsi="Times New Roman" w:cs="Times New Roman"/>
         </w:rPr>
       </w:pPr>
       <w:r>
@@ -5435,54 +4316,45 @@
         </w:rPr>
         <w:t>The Intelligent Insurance Claim Management System provides a centralized solution for managing the insurance claim lifecycle. Customers can submit claims digitally, upload documents, and track progress, while authorized employees can verify information, assign assessments, record investigations, manage decisions, and monitor settlements.</w:t>
       </w:r>
-    </w:p>
-    <w:p>
-      <w:pPr>
-        <w:spacing w:line="360" w:lineRule="auto"/>
-        <w:rPr>
-          <w:rFonts w:ascii="Times New Roman" w:hAnsi="Times New Roman" w:cs="Times New Roman"/>
-        </w:rPr>
-      </w:pPr>
-      <w:r>
-        <w:rPr>
-          <w:rFonts w:ascii="Times New Roman" w:hAnsi="Times New Roman" w:cs="Times New Roman"/>
-        </w:rPr>
-        <w:t>Applying modularity, scalability, maintainability, reliability, usability, and security helps create a system that can be developed and maintained effectively. Agile with Scrum supports incremental development, continuous feedback, and adaptation to changing requirements. Although security, cost, integration, and data quality remain important challenges, the proposed system can reduce paperwork, improve transparency, and increase the efficiency of insurance operations.</w:t>
-      </w:r>
-    </w:p>
-    <w:p>
-      <w:pPr>
-        <w:spacing w:line="360" w:lineRule="auto"/>
-        <w:rPr>
-          <w:rFonts w:ascii="Times New Roman" w:hAnsi="Times New Roman" w:cs="Times New Roman"/>
-        </w:rPr>
-      </w:pPr>
-    </w:p>
-    <w:p>
-      <w:pPr>
-        <w:spacing w:line="360" w:lineRule="auto"/>
-        <w:rPr>
-          <w:rFonts w:ascii="Times New Roman" w:hAnsi="Times New Roman" w:cs="Times New Roman"/>
-        </w:rPr>
-      </w:pPr>
-      <w:r>
-        <w:rPr>
-          <w:rFonts w:ascii="Times New Roman" w:hAnsi="Times New Roman" w:cs="Times New Roman"/>
+      <w:r>
+        <w:rPr>
+          <w:rFonts w:ascii="Times New Roman" w:hAnsi="Times New Roman" w:cs="Times New Roman"/>
+        </w:rPr>
+        <w:t xml:space="preserve"> </w:t>
+      </w:r>
+      <w:r>
+        <w:rPr>
+          <w:rFonts w:ascii="Times New Roman" w:hAnsi="Times New Roman" w:cs="Times New Roman"/>
+        </w:rPr>
+        <w:t>proposed system can reduce paperwork, improve transparency, and increase the efficiency of insurance operations.</w:t>
+      </w:r>
+    </w:p>
+    <w:p>
+      <w:pPr>
+        <w:spacing w:line="360" w:lineRule="auto"/>
+        <w:rPr>
+          <w:rFonts w:ascii="Times New Roman" w:hAnsi="Times New Roman" w:cs="Times New Roman"/>
+        </w:rPr>
+      </w:pPr>
+      <w:r>
+        <w:rPr>
+          <w:rFonts w:ascii="Times New Roman" w:hAnsi="Times New Roman" w:cs="Times New Roman"/>
+          <w:noProof/>
         </w:rPr>
         <w:lastRenderedPageBreak/>
         <w:drawing>
-          <wp:anchor distT="0" distB="0" distL="114300" distR="114300" simplePos="0" relativeHeight="251661312" behindDoc="0" locked="0" layoutInCell="1" allowOverlap="1" wp14:anchorId="1FB9E31A" wp14:editId="38D33200">
+          <wp:anchor distT="0" distB="0" distL="114300" distR="114300" simplePos="0" relativeHeight="251655168" behindDoc="0" locked="0" layoutInCell="1" allowOverlap="1" wp14:anchorId="06588B44" wp14:editId="51AFE791">
             <wp:simplePos x="0" y="0"/>
             <wp:positionH relativeFrom="margin">
-              <wp:align>right</wp:align>
+              <wp:posOffset>543560</wp:posOffset>
             </wp:positionH>
             <wp:positionV relativeFrom="paragraph">
-              <wp:posOffset>218440</wp:posOffset>
+              <wp:posOffset>3068320</wp:posOffset>
             </wp:positionV>
-            <wp:extent cx="5713730" cy="3040380"/>
-            <wp:effectExtent l="0" t="0" r="1270" b="7620"/>
+            <wp:extent cx="4495800" cy="2412365"/>
+            <wp:effectExtent l="0" t="0" r="0" b="6985"/>
             <wp:wrapTopAndBottom/>
-            <wp:docPr id="349275070" name="Picture 7"/>
+            <wp:docPr id="221079642" name="Picture 5"/>
             <wp:cNvGraphicFramePr>
               <a:graphicFrameLocks xmlns:a="http://schemas.openxmlformats.org/drawingml/2006/main" noChangeAspect="1"/>
             </wp:cNvGraphicFramePr>
@@ -5490,7 +4362,7 @@
               <a:graphicData uri="http://schemas.openxmlformats.org/drawingml/2006/picture">
                 <pic:pic xmlns:pic="http://schemas.openxmlformats.org/drawingml/2006/picture">
                   <pic:nvPicPr>
-                    <pic:cNvPr id="0" name="Picture 13"/>
+                    <pic:cNvPr id="0" name="Picture 6"/>
                     <pic:cNvPicPr>
                       <a:picLocks noChangeAspect="1" noChangeArrowheads="1"/>
                     </pic:cNvPicPr>
@@ -5503,7 +4375,7 @@
                         </a:ext>
                       </a:extLst>
                     </a:blip>
-                    <a:srcRect t="6577" r="291"/>
+                    <a:srcRect t="5780" r="598"/>
                     <a:stretch>
                       <a:fillRect/>
                     </a:stretch>
@@ -5511,7 +4383,7 @@
                   <pic:spPr bwMode="auto">
                     <a:xfrm>
                       <a:off x="0" y="0"/>
-                      <a:ext cx="5713730" cy="3040380"/>
+                      <a:ext cx="4495800" cy="2412365"/>
                     </a:xfrm>
                     <a:prstGeom prst="rect">
                       <a:avLst/>
@@ -5529,50 +4401,33 @@
                 </pic:pic>
               </a:graphicData>
             </a:graphic>
+            <wp14:sizeRelH relativeFrom="margin">
+              <wp14:pctWidth>0</wp14:pctWidth>
+            </wp14:sizeRelH>
+            <wp14:sizeRelV relativeFrom="margin">
+              <wp14:pctHeight>0</wp14:pctHeight>
+            </wp14:sizeRelV>
           </wp:anchor>
         </w:drawing>
       </w:r>
-    </w:p>
-    <w:p>
-      <w:pPr>
-        <w:spacing w:line="360" w:lineRule="auto"/>
-        <w:rPr>
-          <w:rFonts w:ascii="Times New Roman" w:hAnsi="Times New Roman" w:cs="Times New Roman"/>
-        </w:rPr>
-      </w:pPr>
-    </w:p>
-    <w:p>
-      <w:pPr>
-        <w:spacing w:line="360" w:lineRule="auto"/>
-        <w:rPr>
-          <w:rFonts w:ascii="Times New Roman" w:hAnsi="Times New Roman" w:cs="Times New Roman"/>
-        </w:rPr>
-      </w:pPr>
-    </w:p>
-    <w:p>
-      <w:pPr>
-        <w:spacing w:line="360" w:lineRule="auto"/>
-        <w:rPr>
-          <w:rFonts w:ascii="Times New Roman" w:hAnsi="Times New Roman" w:cs="Times New Roman"/>
-        </w:rPr>
-      </w:pPr>
-      <w:r>
-        <w:rPr>
-          <w:rFonts w:ascii="Times New Roman" w:hAnsi="Times New Roman" w:cs="Times New Roman"/>
+      <w:r>
+        <w:rPr>
+          <w:rFonts w:ascii="Times New Roman" w:hAnsi="Times New Roman" w:cs="Times New Roman"/>
+          <w:noProof/>
         </w:rPr>
         <w:drawing>
-          <wp:anchor distT="0" distB="0" distL="114300" distR="114300" simplePos="0" relativeHeight="251658240" behindDoc="0" locked="0" layoutInCell="1" allowOverlap="1" wp14:anchorId="06588B44" wp14:editId="69A34D23">
+          <wp:anchor distT="0" distB="0" distL="114300" distR="114300" simplePos="0" relativeHeight="251662336" behindDoc="0" locked="0" layoutInCell="1" allowOverlap="1" wp14:anchorId="1FB9E31A" wp14:editId="6B0248CE">
             <wp:simplePos x="0" y="0"/>
             <wp:positionH relativeFrom="margin">
-              <wp:align>left</wp:align>
+              <wp:posOffset>553720</wp:posOffset>
             </wp:positionH>
             <wp:positionV relativeFrom="paragraph">
-              <wp:posOffset>663978</wp:posOffset>
+              <wp:posOffset>0</wp:posOffset>
             </wp:positionV>
-            <wp:extent cx="5696043" cy="3053080"/>
+            <wp:extent cx="4460240" cy="2590800"/>
             <wp:effectExtent l="0" t="0" r="0" b="0"/>
             <wp:wrapTopAndBottom/>
-            <wp:docPr id="221079642" name="Picture 5"/>
+            <wp:docPr id="349275070" name="Picture 7"/>
             <wp:cNvGraphicFramePr>
               <a:graphicFrameLocks xmlns:a="http://schemas.openxmlformats.org/drawingml/2006/main" noChangeAspect="1"/>
             </wp:cNvGraphicFramePr>
@@ -5580,7 +4435,7 @@
               <a:graphicData uri="http://schemas.openxmlformats.org/drawingml/2006/picture">
                 <pic:pic xmlns:pic="http://schemas.openxmlformats.org/drawingml/2006/picture">
                   <pic:nvPicPr>
-                    <pic:cNvPr id="0" name="Picture 6"/>
+                    <pic:cNvPr id="0" name="Picture 13"/>
                     <pic:cNvPicPr>
                       <a:picLocks noChangeAspect="1" noChangeArrowheads="1"/>
                     </pic:cNvPicPr>
@@ -5593,7 +4448,7 @@
                         </a:ext>
                       </a:extLst>
                     </a:blip>
-                    <a:srcRect t="5780" r="598"/>
+                    <a:srcRect t="6577" r="291"/>
                     <a:stretch>
                       <a:fillRect/>
                     </a:stretch>
@@ -5601,7 +4456,7 @@
                   <pic:spPr bwMode="auto">
                     <a:xfrm>
                       <a:off x="0" y="0"/>
-                      <a:ext cx="5696043" cy="3053080"/>
+                      <a:ext cx="4460240" cy="2590800"/>
                     </a:xfrm>
                     <a:prstGeom prst="rect">
                       <a:avLst/>
@@ -5619,25 +4474,40 @@
                 </pic:pic>
               </a:graphicData>
             </a:graphic>
+            <wp14:sizeRelH relativeFrom="margin">
+              <wp14:pctWidth>0</wp14:pctWidth>
+            </wp14:sizeRelH>
+            <wp14:sizeRelV relativeFrom="margin">
+              <wp14:pctHeight>0</wp14:pctHeight>
+            </wp14:sizeRelV>
           </wp:anchor>
         </w:drawing>
       </w:r>
     </w:p>
     <w:p>
       <w:pPr>
-        <w:rPr>
-          <w:rFonts w:ascii="Times New Roman" w:hAnsi="Times New Roman" w:cs="Times New Roman"/>
-        </w:rPr>
-      </w:pPr>
-      <w:r>
-        <w:rPr>
-          <w:rFonts w:ascii="Times New Roman" w:hAnsi="Times New Roman" w:cs="Times New Roman"/>
-        </w:rPr>
-        <w:lastRenderedPageBreak/>
+        <w:spacing w:line="360" w:lineRule="auto"/>
+        <w:rPr>
+          <w:rFonts w:ascii="Times New Roman" w:hAnsi="Times New Roman" w:cs="Times New Roman"/>
+        </w:rPr>
+      </w:pPr>
+      <w:r>
+        <w:rPr>
+          <w:rFonts w:ascii="Times New Roman" w:hAnsi="Times New Roman" w:cs="Times New Roman"/>
+          <w:noProof/>
+        </w:rPr>
         <w:drawing>
-          <wp:inline distT="0" distB="0" distL="0" distR="0" wp14:anchorId="6AE58CEF" wp14:editId="041D0DB3">
-            <wp:extent cx="5730893" cy="2970685"/>
-            <wp:effectExtent l="0" t="0" r="3175" b="1270"/>
+          <wp:anchor distT="0" distB="0" distL="114300" distR="114300" simplePos="0" relativeHeight="251666432" behindDoc="0" locked="0" layoutInCell="1" allowOverlap="1" wp14:anchorId="6AE58CEF" wp14:editId="7B89A816">
+            <wp:simplePos x="0" y="0"/>
+            <wp:positionH relativeFrom="column">
+              <wp:posOffset>513080</wp:posOffset>
+            </wp:positionH>
+            <wp:positionV relativeFrom="paragraph">
+              <wp:posOffset>3038475</wp:posOffset>
+            </wp:positionV>
+            <wp:extent cx="4556760" cy="2646680"/>
+            <wp:effectExtent l="0" t="0" r="0" b="1270"/>
+            <wp:wrapTopAndBottom/>
             <wp:docPr id="478828034" name="Picture 9"/>
             <wp:cNvGraphicFramePr>
               <a:graphicFrameLocks xmlns:a="http://schemas.openxmlformats.org/drawingml/2006/main" noChangeAspect="1"/>
@@ -5667,7 +4537,7 @@
                   <pic:spPr bwMode="auto">
                     <a:xfrm>
                       <a:off x="0" y="0"/>
-                      <a:ext cx="5731510" cy="2971005"/>
+                      <a:ext cx="4556760" cy="2646680"/>
                     </a:xfrm>
                     <a:prstGeom prst="rect">
                       <a:avLst/>
@@ -5685,7 +4555,13 @@
                 </pic:pic>
               </a:graphicData>
             </a:graphic>
-          </wp:inline>
+            <wp14:sizeRelH relativeFrom="margin">
+              <wp14:pctWidth>0</wp14:pctWidth>
+            </wp14:sizeRelH>
+            <wp14:sizeRelV relativeFrom="margin">
+              <wp14:pctHeight>0</wp14:pctHeight>
+            </wp14:sizeRelV>
+          </wp:anchor>
         </w:drawing>
       </w:r>
     </w:p>
@@ -7010,6 +5886,7 @@
   <w:style w:type="character" w:default="1" w:styleId="DefaultParagraphFont">
     <w:name w:val="Default Paragraph Font"/>
     <w:uiPriority w:val="1"/>
+    <w:semiHidden/>
     <w:unhideWhenUsed/>
   </w:style>
   <w:style w:type="table" w:default="1" w:styleId="TableNormal">
